--- a/project/report/presentation_rubric.docx
+++ b/project/report/presentation_rubric.docx
@@ -254,7 +254,11 @@
       </w:r>
     </w:p>
     <w:bookmarkEnd w:id="25"/>
-    <w:sectPr/>
+    <w:sectPr>
+      <w:footnotePr>
+        <w:numRestart w:val="eachSect"/>
+      </w:footnotePr>
+    </w:sectPr>
   </w:body>
 </w:document>
 </file>
@@ -426,8 +430,6 @@
     </w:pPr>
     <w:rPr>
       <w:rFonts w:asciiTheme="majorHAnsi" w:cstheme="majorBidi" w:eastAsiaTheme="majorEastAsia" w:hAnsiTheme="majorHAnsi"/>
-      <w:spacing w:val="-10"/>
-      <w:kern w:val="28"/>
       <w:sz w:val="56"/>
       <w:szCs w:val="56"/>
     </w:rPr>
@@ -440,8 +442,6 @@
     <w:rsid w:val="00A10FD9"/>
     <w:rPr>
       <w:rFonts w:asciiTheme="majorHAnsi" w:cstheme="majorBidi" w:eastAsiaTheme="majorEastAsia" w:hAnsiTheme="majorHAnsi"/>
-      <w:spacing w:val="-10"/>
-      <w:kern w:val="28"/>
       <w:sz w:val="56"/>
       <w:szCs w:val="56"/>
     </w:rPr>
@@ -482,23 +482,31 @@
   </w:style>
   <w:style w:customStyle="1" w:styleId="Author" w:type="paragraph">
     <w:name w:val="Author"/>
+    <w:basedOn w:val="Title"/>
     <w:next w:val="BodyText"/>
     <w:qFormat/>
     <w:pPr>
       <w:keepNext/>
       <w:keepLines/>
-      <w:jc w:val="center"/>
-    </w:pPr>
+    </w:pPr>
+    <w:rPr>
+      <w:sz w:val="24"/>
+      <w:szCs w:val="24"/>
+    </w:rPr>
   </w:style>
   <w:style w:styleId="Date" w:type="paragraph">
     <w:name w:val="Date"/>
+    <w:basedOn w:val="Title"/>
     <w:next w:val="BodyText"/>
     <w:qFormat/>
     <w:pPr>
       <w:keepNext/>
       <w:keepLines/>
-      <w:jc w:val="center"/>
-    </w:pPr>
+    </w:pPr>
+    <w:rPr>
+      <w:sz w:val="24"/>
+      <w:szCs w:val="24"/>
+    </w:rPr>
   </w:style>
   <w:style w:customStyle="1" w:styleId="AbstractTitle" w:type="paragraph">
     <w:name w:val="Abstract Title"/>

--- a/project/report/presentation_rubric.docx
+++ b/project/report/presentation_rubric.docx
@@ -10,7 +10,7 @@
         <w:t xml:space="preserve">Grading Rubric for E80 Final Presentation</w:t>
       </w:r>
     </w:p>
-    <w:bookmarkStart w:id="20" w:name="technical-content-40"/>
+    <w:bookmarkStart w:id="9" w:name="technical-content-40"/>
     <w:p>
       <w:pPr>
         <w:pStyle w:val="Heading2"/>
@@ -51,8 +51,8 @@
         <w:t xml:space="preserve">1 – Inadequate: Provide no evidence of awareness of relevant disciplinary facts.</w:t>
       </w:r>
     </w:p>
-    <w:bookmarkEnd w:id="20"/>
-    <w:bookmarkStart w:id="21" w:name="organization-and-coherence-20"/>
+    <w:bookmarkEnd w:id="9"/>
+    <w:bookmarkStart w:id="10" w:name="organization-and-coherence-20"/>
     <w:p>
       <w:pPr>
         <w:pStyle w:val="Heading2"/>
@@ -93,8 +93,8 @@
         <w:t xml:space="preserve">1 – Inadequate: Presentation is choppy and disjointed. It does not flow in a logical order.</w:t>
       </w:r>
     </w:p>
-    <w:bookmarkEnd w:id="21"/>
-    <w:bookmarkStart w:id="22" w:name="X98d14e8a89b97a43487ff4353476ce2f174210f"/>
+    <w:bookmarkEnd w:id="10"/>
+    <w:bookmarkStart w:id="11" w:name="X98d14e8a89b97a43487ff4353476ce2f174210f"/>
     <w:p>
       <w:pPr>
         <w:pStyle w:val="Heading2"/>
@@ -175,8 +175,8 @@
         <w:t xml:space="preserve">Team Member 5:</w:t>
       </w:r>
     </w:p>
-    <w:bookmarkEnd w:id="22"/>
-    <w:bookmarkStart w:id="23" w:name="audience-engagement-and-response-15"/>
+    <w:bookmarkEnd w:id="11"/>
+    <w:bookmarkStart w:id="12" w:name="audience-engagement-and-response-15"/>
     <w:p>
       <w:pPr>
         <w:pStyle w:val="Heading2"/>
@@ -217,8 +217,8 @@
         <w:t xml:space="preserve">1 – Inadequate: Have great trouble in answering audience’s questions in Q-A session.</w:t>
       </w:r>
     </w:p>
-    <w:bookmarkEnd w:id="23"/>
-    <w:bookmarkStart w:id="24" w:name="includes-required-sections-5"/>
+    <w:bookmarkEnd w:id="12"/>
+    <w:bookmarkStart w:id="13" w:name="includes-required-sections-5"/>
     <w:p>
       <w:pPr>
         <w:pStyle w:val="Heading2"/>
@@ -243,8 +243,8 @@
         <w:t xml:space="preserve">0 - Does not include discussion of deployment safety considerations</w:t>
       </w:r>
     </w:p>
-    <w:bookmarkEnd w:id="24"/>
-    <w:bookmarkStart w:id="25" w:name="additional-comments"/>
+    <w:bookmarkEnd w:id="13"/>
+    <w:bookmarkStart w:id="14" w:name="additional-comments"/>
     <w:p>
       <w:pPr>
         <w:pStyle w:val="Heading2"/>
@@ -253,7 +253,7 @@
         <w:t xml:space="preserve">Additional Comments:</w:t>
       </w:r>
     </w:p>
-    <w:bookmarkEnd w:id="25"/>
+    <w:bookmarkEnd w:id="14"/>
     <w:sectPr>
       <w:footnotePr>
         <w:numRestart w:val="eachSect"/>
@@ -375,10 +375,10 @@
   <w:docDefaults>
     <w:rPrDefault>
       <w:rPr>
-        <w:rFonts w:asciiTheme="minorHAnsi" w:cstheme="minorBidi" w:eastAsiaTheme="minorHAnsi" w:hAnsiTheme="minorHAnsi"/>
+        <w:rFonts w:asciiTheme="minorHAnsi" w:cstheme="minorBidi" w:eastAsiaTheme="minorEastAsia" w:hAnsiTheme="minorHAnsi"/>
         <w:sz w:val="24"/>
         <w:szCs w:val="24"/>
-        <w:lang w:bidi="ar-SA" w:eastAsia="en-US" w:val="en-US"/>
+        <w:lang w:bidi="ar-SA" w:eastAsia="zh-CN" w:val="en-US"/>
       </w:rPr>
     </w:rPrDefault>
     <w:pPrDefault>
@@ -919,13 +919,6 @@
       </w:tblCellMar>
     </w:tblPr>
     <w:tblStylePr w:type="firstRow">
-      <w:tblPr>
-        <w:jc w:val="left"/>
-        <w:tblInd w:type="dxa" w:w="0"/>
-      </w:tblPr>
-      <w:trPr>
-        <w:jc w:val="left"/>
-      </w:trPr>
       <w:tcPr>
         <w:tcBorders>
           <w:bottom w:val="single"/>
